--- a/documentos/Ficha-de-Inscricao-Flimla-2026.docx
+++ b/documentos/Ficha-de-Inscricao-Flimla-2026.docx
@@ -1628,7 +1628,7 @@
           <w:sz w:val="18"/>
           <w:szCs w:val="18"/>
         </w:rPr>
-        <w:t xml:space="preserve">Este documento é apenas um modelo para rascunho. A inscrição oficial da escola deve ser feita pelo formulário online, em flimlaedital.institutomaelalu.org — anexando a descrição da proposta (em Word ou PDF) e a declaração de cessão de uso de voz e imagem dos participantes.</w:t>
+        <w:t xml:space="preserve">Este documento é apenas um modelo para rascunho. A inscrição oficial da escola deve ser feita pelo formulário de inscrição disponível na página do Edital, em flimlaedital.institutomaelalu.org — anexando a descrição da proposta (em Word ou PDF) e a declaração de cessão de uso de voz e imagem dos participantes.</w:t>
       </w:r>
     </w:p>
     <w:sectPr>

--- a/documentos/Ficha-de-Inscricao-Flimla-2026.docx
+++ b/documentos/Ficha-de-Inscricao-Flimla-2026.docx
@@ -246,7 +246,7 @@
           <w:sz w:val="20"/>
           <w:szCs w:val="20"/>
         </w:rPr>
-        <w:t xml:space="preserve">Comunidade *</w:t>
+        <w:t xml:space="preserve">Município *</w:t>
       </w:r>
       <w:r>
         <w:rPr>

--- a/documentos/Ficha-de-Inscricao-Flimla-2026.docx
+++ b/documentos/Ficha-de-Inscricao-Flimla-2026.docx
@@ -1023,7 +1023,7 @@
           <w:sz w:val="20"/>
           <w:szCs w:val="20"/>
         </w:rPr>
-        <w:t xml:space="preserve">☐  Oficina — 45 min</w:t>
+        <w:t xml:space="preserve">☐  Oficina — 30 min</w:t>
       </w:r>
     </w:p>
     <w:p>

--- a/documentos/Ficha-de-Inscricao-Flimla-2026.docx
+++ b/documentos/Ficha-de-Inscricao-Flimla-2026.docx
@@ -1023,7 +1023,7 @@
           <w:sz w:val="20"/>
           <w:szCs w:val="20"/>
         </w:rPr>
-        <w:t xml:space="preserve">☐  Oficina — 30 min</w:t>
+        <w:t xml:space="preserve">☐  Oficina — 45 min</w:t>
       </w:r>
     </w:p>
     <w:p>
